--- a/src/lib/contract-templates/samenwerkingsovereenkomst-en.docx
+++ b/src/lib/contract-templates/samenwerkingsovereenkomst-en.docx
@@ -168,7 +168,7 @@
           </w:tcPr>
           <w:p>
             <w:r>
-              <w:t>{postcode}  &amp; {town}</w:t>
+              <w:t>{postcode} {town}</w:t>
             </w:r>
           </w:p>
         </w:tc>
